--- a/templates/template_contrato.docx
+++ b/templates/template_contrato.docx
@@ -299,15 +299,7 @@
           <w:sz w:val="24"/>
           <w:szCs w:val="24"/>
         </w:rPr>
-        <w:t xml:space="preserve">}, con sucursales en las ciudades de Guayaquil y Quito, cuya actividad económica, principal o única, es la ENSEÑANZA DE IDIOMAS Y CLASES DE CONVERSACIÓN; actividad por la cual requiere contratar los servicios lícitos y personales de un(a) trabajador(a) que cumpla sus labores o funciones de acuerdo a lo dispuesto en el Acuerdo Ministerial Nro. MDT-2020-220 que regula la Modalidad Contractual Especial para los Sectores Productivos y sus posteriores reformas, como también bajo las condiciones señaladas en </w:t>
-      </w:r>
-      <w:r>
-        <w:rPr>
-          <w:rFonts w:ascii="Century Gothic" w:hAnsi="Century Gothic"/>
-          <w:sz w:val="24"/>
-          <w:szCs w:val="24"/>
-        </w:rPr>
-        <w:t>las cláusulas siguientes.</w:t>
+        <w:t>}, con sucursales en las ciudades de Guayaquil y Quito, cuya actividad económica, principal o única, es la ENSEÑANZA DE IDIOMAS Y CLASES DE CONVERSACIÓN; actividad por la cual requiere contratar los servicios lícitos y personales de un(a) trabajador(a) que cumpla sus labores o funciones de acuerdo a lo dispuesto en el Acuerdo Ministerial Nro. MDT-2020-220 que regula la Modalidad Contractual Especial para los Sectores Productivos y sus posteriores reformas, como también bajo las condiciones señaladas en las cláusulas siguientes.</w:t>
       </w:r>
     </w:p>
     <w:p>
@@ -526,6 +518,11 @@
     </w:p>
     <w:p>
       <w:pPr>
+        <w:pStyle w:val="ListParagraph"/>
+        <w:numPr>
+          <w:ilvl w:val="0"/>
+          <w:numId w:val="3"/>
+        </w:numPr>
         <w:rPr>
           <w:rFonts w:ascii="Century Gothic" w:hAnsi="Century Gothic"/>
           <w:sz w:val="24"/>
@@ -543,6 +540,11 @@
     </w:p>
     <w:p>
       <w:pPr>
+        <w:pStyle w:val="ListParagraph"/>
+        <w:numPr>
+          <w:ilvl w:val="0"/>
+          <w:numId w:val="3"/>
+        </w:numPr>
         <w:rPr>
           <w:rFonts w:ascii="Century Gothic" w:hAnsi="Century Gothic"/>
           <w:sz w:val="24"/>
@@ -578,6 +580,11 @@
     </w:p>
     <w:p>
       <w:pPr>
+        <w:pStyle w:val="ListParagraph"/>
+        <w:numPr>
+          <w:ilvl w:val="0"/>
+          <w:numId w:val="3"/>
+        </w:numPr>
         <w:rPr>
           <w:rFonts w:ascii="Century Gothic" w:hAnsi="Century Gothic"/>
           <w:sz w:val="24"/>
@@ -1202,15 +1209,7 @@
           <w:sz w:val="24"/>
           <w:szCs w:val="24"/>
         </w:rPr>
-        <w:t>a la) TRABAJADOR(A) todo gasto incurrido o en que pueda incurrir por concepto de transporte, alimentaci</w:t>
-      </w:r>
-      <w:r>
-        <w:rPr>
-          <w:rFonts w:ascii="Century Gothic" w:hAnsi="Century Gothic"/>
-          <w:sz w:val="24"/>
-          <w:szCs w:val="24"/>
-        </w:rPr>
-        <w:t>ón y/o, si fuere pertinente, hospedaje. Para lo cual, el(la) EMPLEADO(A), deberá justificar tales gastos.</w:t>
+        <w:t>a la) TRABAJADOR(A) todo gasto incurrido o en que pueda incurrir por concepto de transporte, alimentación y/o, si fuere pertinente, hospedaje. Para lo cual, el(la) EMPLEADO(A), deberá justificar tales gastos.</w:t>
       </w:r>
     </w:p>
     <w:p>
@@ -1424,15 +1423,7 @@
           <w:sz w:val="24"/>
           <w:szCs w:val="24"/>
         </w:rPr>
-        <w:t>de la) mismo(a)</w:t>
-      </w:r>
-      <w:r>
-        <w:rPr>
-          <w:rFonts w:ascii="Century Gothic" w:eastAsia="Century Gothic" w:hAnsi="Century Gothic" w:cs="Century Gothic"/>
-          <w:sz w:val="24"/>
-          <w:szCs w:val="24"/>
-        </w:rPr>
-        <w:t xml:space="preserve">; así como también transmitir notificaciones o comunicados concernientes al goce de beneficios de ley (vacaciones, Décimos, etc.) correspondientes </w:t>
+        <w:t xml:space="preserve">de la) mismo(a); así como también transmitir notificaciones o comunicados concernientes al goce de beneficios de ley (vacaciones, Décimos, etc.) correspondientes </w:t>
       </w:r>
       <w:proofErr w:type="gramStart"/>
       <w:r>
@@ -5525,17 +5516,18 @@
           <w:color w:val="000000"/>
           <w:sz w:val="24"/>
           <w:szCs w:val="24"/>
-        </w:rPr>
-      </w:pPr>
-      <w:r>
-        <w:rPr>
-          <w:rFonts w:ascii="Century Gothic" w:eastAsia="Century Gothic" w:hAnsi="Century Gothic" w:cs="Century Gothic"/>
-          <w:b/>
-          <w:bCs/>
-          <w:sz w:val="24"/>
-          <w:szCs w:val="24"/>
           <w:lang w:val="en-US"/>
         </w:rPr>
+      </w:pPr>
+      <w:r>
+        <w:rPr>
+          <w:rFonts w:ascii="Century Gothic" w:eastAsia="Century Gothic" w:hAnsi="Century Gothic" w:cs="Century Gothic"/>
+          <w:b/>
+          <w:bCs/>
+          <w:sz w:val="24"/>
+          <w:szCs w:val="24"/>
+          <w:lang w:val="en-US"/>
+        </w:rPr>
         <w:t>ENGLISH-ON-ACADEMY</w:t>
       </w:r>
       <w:r>
@@ -5570,6 +5562,7 @@
           <w:color w:val="000000"/>
           <w:sz w:val="24"/>
           <w:szCs w:val="24"/>
+          <w:lang w:val="en-US"/>
         </w:rPr>
         <w:t>TRABAJADOR(A)</w:t>
       </w:r>
@@ -6087,6 +6080,119 @@
     </w:lvl>
   </w:abstractNum>
   <w:abstractNum w:abstractNumId="1" w15:restartNumberingAfterBreak="0">
+    <w:nsid w:val="528338A9"/>
+    <w:multiLevelType w:val="hybridMultilevel"/>
+    <w:tmpl w:val="E4A64224"/>
+    <w:lvl w:ilvl="0" w:tplc="04090001">
+      <w:start w:val="1"/>
+      <w:numFmt w:val="bullet"/>
+      <w:lvlText w:val=""/>
+      <w:lvlJc w:val="left"/>
+      <w:pPr>
+        <w:ind w:left="720" w:hanging="360"/>
+      </w:pPr>
+      <w:rPr>
+        <w:rFonts w:ascii="Symbol" w:hAnsi="Symbol" w:hint="default"/>
+      </w:rPr>
+    </w:lvl>
+    <w:lvl w:ilvl="1" w:tplc="04090003" w:tentative="1">
+      <w:start w:val="1"/>
+      <w:numFmt w:val="bullet"/>
+      <w:lvlText w:val="o"/>
+      <w:lvlJc w:val="left"/>
+      <w:pPr>
+        <w:ind w:left="1440" w:hanging="360"/>
+      </w:pPr>
+      <w:rPr>
+        <w:rFonts w:ascii="Courier New" w:hAnsi="Courier New" w:cs="Courier New" w:hint="default"/>
+      </w:rPr>
+    </w:lvl>
+    <w:lvl w:ilvl="2" w:tplc="04090005" w:tentative="1">
+      <w:start w:val="1"/>
+      <w:numFmt w:val="bullet"/>
+      <w:lvlText w:val=""/>
+      <w:lvlJc w:val="left"/>
+      <w:pPr>
+        <w:ind w:left="2160" w:hanging="360"/>
+      </w:pPr>
+      <w:rPr>
+        <w:rFonts w:ascii="Wingdings" w:hAnsi="Wingdings" w:hint="default"/>
+      </w:rPr>
+    </w:lvl>
+    <w:lvl w:ilvl="3" w:tplc="04090001" w:tentative="1">
+      <w:start w:val="1"/>
+      <w:numFmt w:val="bullet"/>
+      <w:lvlText w:val=""/>
+      <w:lvlJc w:val="left"/>
+      <w:pPr>
+        <w:ind w:left="2880" w:hanging="360"/>
+      </w:pPr>
+      <w:rPr>
+        <w:rFonts w:ascii="Symbol" w:hAnsi="Symbol" w:hint="default"/>
+      </w:rPr>
+    </w:lvl>
+    <w:lvl w:ilvl="4" w:tplc="04090003" w:tentative="1">
+      <w:start w:val="1"/>
+      <w:numFmt w:val="bullet"/>
+      <w:lvlText w:val="o"/>
+      <w:lvlJc w:val="left"/>
+      <w:pPr>
+        <w:ind w:left="3600" w:hanging="360"/>
+      </w:pPr>
+      <w:rPr>
+        <w:rFonts w:ascii="Courier New" w:hAnsi="Courier New" w:cs="Courier New" w:hint="default"/>
+      </w:rPr>
+    </w:lvl>
+    <w:lvl w:ilvl="5" w:tplc="04090005" w:tentative="1">
+      <w:start w:val="1"/>
+      <w:numFmt w:val="bullet"/>
+      <w:lvlText w:val=""/>
+      <w:lvlJc w:val="left"/>
+      <w:pPr>
+        <w:ind w:left="4320" w:hanging="360"/>
+      </w:pPr>
+      <w:rPr>
+        <w:rFonts w:ascii="Wingdings" w:hAnsi="Wingdings" w:hint="default"/>
+      </w:rPr>
+    </w:lvl>
+    <w:lvl w:ilvl="6" w:tplc="04090001" w:tentative="1">
+      <w:start w:val="1"/>
+      <w:numFmt w:val="bullet"/>
+      <w:lvlText w:val=""/>
+      <w:lvlJc w:val="left"/>
+      <w:pPr>
+        <w:ind w:left="5040" w:hanging="360"/>
+      </w:pPr>
+      <w:rPr>
+        <w:rFonts w:ascii="Symbol" w:hAnsi="Symbol" w:hint="default"/>
+      </w:rPr>
+    </w:lvl>
+    <w:lvl w:ilvl="7" w:tplc="04090003" w:tentative="1">
+      <w:start w:val="1"/>
+      <w:numFmt w:val="bullet"/>
+      <w:lvlText w:val="o"/>
+      <w:lvlJc w:val="left"/>
+      <w:pPr>
+        <w:ind w:left="5760" w:hanging="360"/>
+      </w:pPr>
+      <w:rPr>
+        <w:rFonts w:ascii="Courier New" w:hAnsi="Courier New" w:cs="Courier New" w:hint="default"/>
+      </w:rPr>
+    </w:lvl>
+    <w:lvl w:ilvl="8" w:tplc="04090005" w:tentative="1">
+      <w:start w:val="1"/>
+      <w:numFmt w:val="bullet"/>
+      <w:lvlText w:val=""/>
+      <w:lvlJc w:val="left"/>
+      <w:pPr>
+        <w:ind w:left="6480" w:hanging="360"/>
+      </w:pPr>
+      <w:rPr>
+        <w:rFonts w:ascii="Wingdings" w:hAnsi="Wingdings" w:hint="default"/>
+      </w:rPr>
+    </w:lvl>
+  </w:abstractNum>
+  <w:abstractNum w:abstractNumId="2" w15:restartNumberingAfterBreak="0">
     <w:nsid w:val="6AC9794C"/>
     <w:multiLevelType w:val="multilevel"/>
     <w:tmpl w:val="75EECD4C"/>
@@ -6203,6 +6309,9 @@
     <w:abstractNumId w:val="0"/>
   </w:num>
   <w:num w:numId="2" w16cid:durableId="845630495">
+    <w:abstractNumId w:val="2"/>
+  </w:num>
+  <w:num w:numId="3" w16cid:durableId="1091849519">
     <w:abstractNumId w:val="1"/>
   </w:num>
 </w:numbering>
@@ -6805,6 +6914,17 @@
       <w:szCs w:val="48"/>
     </w:rPr>
   </w:style>
+  <w:style w:type="paragraph" w:styleId="ListParagraph">
+    <w:name w:val="List Paragraph"/>
+    <w:basedOn w:val="Normal"/>
+    <w:uiPriority w:val="34"/>
+    <w:qFormat/>
+    <w:rsid w:val="000134E4"/>
+    <w:pPr>
+      <w:ind w:left="720"/>
+      <w:contextualSpacing/>
+    </w:pPr>
+  </w:style>
 </w:styles>
 </file>
 

--- a/templates/template_contrato.docx
+++ b/templates/template_contrato.docx
@@ -523,6 +523,8 @@
           <w:ilvl w:val="0"/>
           <w:numId w:val="3"/>
         </w:numPr>
+        <w:spacing w:line="276" w:lineRule="auto"/>
+        <w:jc w:val="both"/>
         <w:rPr>
           <w:rFonts w:ascii="Century Gothic" w:hAnsi="Century Gothic"/>
           <w:sz w:val="24"/>
@@ -545,6 +547,8 @@
           <w:ilvl w:val="0"/>
           <w:numId w:val="3"/>
         </w:numPr>
+        <w:spacing w:line="276" w:lineRule="auto"/>
+        <w:jc w:val="both"/>
         <w:rPr>
           <w:rFonts w:ascii="Century Gothic" w:hAnsi="Century Gothic"/>
           <w:sz w:val="24"/>
@@ -585,6 +589,8 @@
           <w:ilvl w:val="0"/>
           <w:numId w:val="3"/>
         </w:numPr>
+        <w:spacing w:line="276" w:lineRule="auto"/>
+        <w:jc w:val="both"/>
         <w:rPr>
           <w:rFonts w:ascii="Century Gothic" w:hAnsi="Century Gothic"/>
           <w:sz w:val="24"/>
@@ -5340,6 +5346,8 @@
       <w:r>
         <w:rPr>
           <w:rFonts w:ascii="Century Gothic" w:hAnsi="Century Gothic"/>
+          <w:b/>
+          <w:bCs/>
           <w:sz w:val="24"/>
           <w:szCs w:val="24"/>
           <w:lang w:val="en-US"/>
@@ -5350,33 +5358,26 @@
       <w:r>
         <w:rPr>
           <w:rFonts w:ascii="Century Gothic" w:hAnsi="Century Gothic"/>
+          <w:b/>
+          <w:bCs/>
           <w:sz w:val="24"/>
           <w:szCs w:val="24"/>
           <w:lang w:val="en-US"/>
         </w:rPr>
-        <w:t>name_</w:t>
-      </w:r>
-      <w:proofErr w:type="gramStart"/>
-      <w:r>
-        <w:rPr>
-          <w:rFonts w:ascii="Century Gothic" w:hAnsi="Century Gothic"/>
+        <w:t>name_worker</w:t>
+      </w:r>
+      <w:proofErr w:type="spellEnd"/>
+      <w:r>
+        <w:rPr>
+          <w:rFonts w:ascii="Century Gothic" w:hAnsi="Century Gothic"/>
+          <w:b/>
+          <w:bCs/>
           <w:sz w:val="24"/>
           <w:szCs w:val="24"/>
           <w:lang w:val="en-US"/>
         </w:rPr>
-        <w:t>worker</w:t>
-      </w:r>
-      <w:proofErr w:type="spellEnd"/>
-      <w:r>
-        <w:rPr>
-          <w:rFonts w:ascii="Century Gothic" w:hAnsi="Century Gothic"/>
-          <w:sz w:val="24"/>
-          <w:szCs w:val="24"/>
-          <w:lang w:val="en-US"/>
-        </w:rPr>
-        <w:t>},</w:t>
-      </w:r>
-      <w:proofErr w:type="gramEnd"/>
+        <w:t>}</w:t>
+      </w:r>
     </w:p>
     <w:p>
       <w:pPr>
@@ -5467,6 +5468,8 @@
       <w:r>
         <w:rPr>
           <w:rFonts w:ascii="Century Gothic" w:hAnsi="Century Gothic"/>
+          <w:b/>
+          <w:bCs/>
           <w:sz w:val="24"/>
           <w:szCs w:val="24"/>
           <w:lang w:val="en-US"/>
@@ -5478,6 +5481,8 @@
       <w:r>
         <w:rPr>
           <w:rFonts w:ascii="Century Gothic" w:hAnsi="Century Gothic"/>
+          <w:b/>
+          <w:bCs/>
           <w:sz w:val="24"/>
           <w:szCs w:val="24"/>
           <w:lang w:val="en-US"/>
@@ -5488,6 +5493,8 @@
       <w:r>
         <w:rPr>
           <w:rFonts w:ascii="Century Gothic" w:hAnsi="Century Gothic"/>
+          <w:b/>
+          <w:bCs/>
           <w:sz w:val="24"/>
           <w:szCs w:val="24"/>
           <w:lang w:val="en-US"/>

--- a/templates/template_contrato.docx
+++ b/templates/template_contrato.docx
@@ -91,12 +91,24 @@
           <w:sz w:val="24"/>
           <w:szCs w:val="24"/>
         </w:rPr>
-        <w:t>En la ciudad de {</w:t>
+        <w:t xml:space="preserve">En la ciudad de </w:t>
+      </w:r>
+      <w:r>
+        <w:rPr>
+          <w:rFonts w:ascii="Century Gothic" w:hAnsi="Century Gothic"/>
+          <w:b/>
+          <w:bCs/>
+          <w:sz w:val="24"/>
+          <w:szCs w:val="24"/>
+        </w:rPr>
+        <w:t>{</w:t>
       </w:r>
       <w:proofErr w:type="spellStart"/>
       <w:r>
         <w:rPr>
           <w:rFonts w:ascii="Century Gothic" w:hAnsi="Century Gothic"/>
+          <w:b/>
+          <w:bCs/>
           <w:sz w:val="24"/>
           <w:szCs w:val="24"/>
         </w:rPr>
@@ -106,15 +118,37 @@
       <w:r>
         <w:rPr>
           <w:rFonts w:ascii="Century Gothic" w:hAnsi="Century Gothic"/>
-          <w:sz w:val="24"/>
-          <w:szCs w:val="24"/>
-        </w:rPr>
-        <w:t>}, a {</w:t>
+          <w:b/>
+          <w:bCs/>
+          <w:sz w:val="24"/>
+          <w:szCs w:val="24"/>
+        </w:rPr>
+        <w:t>}</w:t>
+      </w:r>
+      <w:r>
+        <w:rPr>
+          <w:rFonts w:ascii="Century Gothic" w:hAnsi="Century Gothic"/>
+          <w:sz w:val="24"/>
+          <w:szCs w:val="24"/>
+        </w:rPr>
+        <w:t xml:space="preserve">, a </w:t>
+      </w:r>
+      <w:r>
+        <w:rPr>
+          <w:rFonts w:ascii="Century Gothic" w:hAnsi="Century Gothic"/>
+          <w:b/>
+          <w:bCs/>
+          <w:sz w:val="24"/>
+          <w:szCs w:val="24"/>
+        </w:rPr>
+        <w:t>{</w:t>
       </w:r>
       <w:proofErr w:type="spellStart"/>
       <w:r>
         <w:rPr>
           <w:rFonts w:ascii="Century Gothic" w:hAnsi="Century Gothic"/>
+          <w:b/>
+          <w:bCs/>
           <w:sz w:val="24"/>
           <w:szCs w:val="24"/>
         </w:rPr>
@@ -124,15 +158,37 @@
       <w:r>
         <w:rPr>
           <w:rFonts w:ascii="Century Gothic" w:hAnsi="Century Gothic"/>
-          <w:sz w:val="24"/>
-          <w:szCs w:val="24"/>
-        </w:rPr>
-        <w:t>} días del mes de {</w:t>
+          <w:b/>
+          <w:bCs/>
+          <w:sz w:val="24"/>
+          <w:szCs w:val="24"/>
+        </w:rPr>
+        <w:t>}</w:t>
+      </w:r>
+      <w:r>
+        <w:rPr>
+          <w:rFonts w:ascii="Century Gothic" w:hAnsi="Century Gothic"/>
+          <w:sz w:val="24"/>
+          <w:szCs w:val="24"/>
+        </w:rPr>
+        <w:t xml:space="preserve"> días del mes de </w:t>
+      </w:r>
+      <w:r>
+        <w:rPr>
+          <w:rFonts w:ascii="Century Gothic" w:hAnsi="Century Gothic"/>
+          <w:b/>
+          <w:bCs/>
+          <w:sz w:val="24"/>
+          <w:szCs w:val="24"/>
+        </w:rPr>
+        <w:t>{</w:t>
       </w:r>
       <w:proofErr w:type="spellStart"/>
       <w:r>
         <w:rPr>
           <w:rFonts w:ascii="Century Gothic" w:hAnsi="Century Gothic"/>
+          <w:b/>
+          <w:bCs/>
           <w:sz w:val="24"/>
           <w:szCs w:val="24"/>
         </w:rPr>
@@ -142,15 +198,37 @@
       <w:r>
         <w:rPr>
           <w:rFonts w:ascii="Century Gothic" w:hAnsi="Century Gothic"/>
-          <w:sz w:val="24"/>
-          <w:szCs w:val="24"/>
-        </w:rPr>
-        <w:t>} del {</w:t>
+          <w:b/>
+          <w:bCs/>
+          <w:sz w:val="24"/>
+          <w:szCs w:val="24"/>
+        </w:rPr>
+        <w:t>}</w:t>
+      </w:r>
+      <w:r>
+        <w:rPr>
+          <w:rFonts w:ascii="Century Gothic" w:hAnsi="Century Gothic"/>
+          <w:sz w:val="24"/>
+          <w:szCs w:val="24"/>
+        </w:rPr>
+        <w:t xml:space="preserve"> del </w:t>
+      </w:r>
+      <w:r>
+        <w:rPr>
+          <w:rFonts w:ascii="Century Gothic" w:hAnsi="Century Gothic"/>
+          <w:b/>
+          <w:bCs/>
+          <w:sz w:val="24"/>
+          <w:szCs w:val="24"/>
+        </w:rPr>
+        <w:t>{</w:t>
       </w:r>
       <w:proofErr w:type="spellStart"/>
       <w:r>
         <w:rPr>
           <w:rFonts w:ascii="Century Gothic" w:hAnsi="Century Gothic"/>
+          <w:b/>
+          <w:bCs/>
           <w:sz w:val="24"/>
           <w:szCs w:val="24"/>
         </w:rPr>
@@ -160,10 +238,20 @@
       <w:r>
         <w:rPr>
           <w:rFonts w:ascii="Century Gothic" w:hAnsi="Century Gothic"/>
-          <w:sz w:val="24"/>
-          <w:szCs w:val="24"/>
-        </w:rPr>
-        <w:t>}, comparecen a la suscripción del presente contrato de trabajo productivo (modalidad contractual especial para los Sectores Productivos), por una parte, la compañía ENGLISH-ON-ACADEMY S.A.S., legalmente representada por el señor HUGO GERMAN LOPEZ GOMEZ, en su calidad de PRESIDENTE, a quien en lo sucesivo se podrá denominar como la “EMPLEADORA”, la ”COMPAÑÍA”, la “CONTRATANTE” o la “EMPRESA”; y, por otra, el(la) señor(a)(</w:t>
+          <w:b/>
+          <w:bCs/>
+          <w:sz w:val="24"/>
+          <w:szCs w:val="24"/>
+        </w:rPr>
+        <w:t>}</w:t>
+      </w:r>
+      <w:r>
+        <w:rPr>
+          <w:rFonts w:ascii="Century Gothic" w:hAnsi="Century Gothic"/>
+          <w:sz w:val="24"/>
+          <w:szCs w:val="24"/>
+        </w:rPr>
+        <w:t>, comparecen a la suscripción del presente contrato de trabajo productivo (modalidad contractual especial para los Sectores Productivos), por una parte, la compañía ENGLISH-ON-ACADEMY S.A.S., legalmente representada por el señor HUGO GERMAN LOPEZ GOMEZ, en su calidad de PRESIDENTE, a quien en lo sucesivo se podrá denominar como la “EMPLEADORA”, la ”COMPAÑÍA”, la “CONTRATANTE” o la “EMPRESA”; y, por otra, el(la) señor(a)(</w:t>
       </w:r>
       <w:proofErr w:type="spellStart"/>
       <w:r>
@@ -181,12 +269,24 @@
           <w:sz w:val="24"/>
           <w:szCs w:val="24"/>
         </w:rPr>
-        <w:t>) {</w:t>
+        <w:t xml:space="preserve">) </w:t>
+      </w:r>
+      <w:r>
+        <w:rPr>
+          <w:rFonts w:ascii="Century Gothic" w:hAnsi="Century Gothic"/>
+          <w:b/>
+          <w:bCs/>
+          <w:sz w:val="24"/>
+          <w:szCs w:val="24"/>
+        </w:rPr>
+        <w:t>{</w:t>
       </w:r>
       <w:proofErr w:type="spellStart"/>
       <w:r>
         <w:rPr>
           <w:rFonts w:ascii="Century Gothic" w:hAnsi="Century Gothic"/>
+          <w:b/>
+          <w:bCs/>
           <w:sz w:val="24"/>
           <w:szCs w:val="24"/>
         </w:rPr>
@@ -196,15 +296,37 @@
       <w:r>
         <w:rPr>
           <w:rFonts w:ascii="Century Gothic" w:hAnsi="Century Gothic"/>
-          <w:sz w:val="24"/>
-          <w:szCs w:val="24"/>
-        </w:rPr>
-        <w:t>}, portador(a) de la cédula de ciudadanía/identidad/pasaporte No. {</w:t>
+          <w:b/>
+          <w:bCs/>
+          <w:sz w:val="24"/>
+          <w:szCs w:val="24"/>
+        </w:rPr>
+        <w:t>}</w:t>
+      </w:r>
+      <w:r>
+        <w:rPr>
+          <w:rFonts w:ascii="Century Gothic" w:hAnsi="Century Gothic"/>
+          <w:sz w:val="24"/>
+          <w:szCs w:val="24"/>
+        </w:rPr>
+        <w:t xml:space="preserve">, portador(a) de la cédula de ciudadanía/identidad/pasaporte No. </w:t>
+      </w:r>
+      <w:r>
+        <w:rPr>
+          <w:rFonts w:ascii="Century Gothic" w:hAnsi="Century Gothic"/>
+          <w:b/>
+          <w:bCs/>
+          <w:sz w:val="24"/>
+          <w:szCs w:val="24"/>
+        </w:rPr>
+        <w:t>{</w:t>
       </w:r>
       <w:proofErr w:type="spellStart"/>
       <w:r>
         <w:rPr>
           <w:rFonts w:ascii="Century Gothic" w:hAnsi="Century Gothic"/>
+          <w:b/>
+          <w:bCs/>
           <w:sz w:val="24"/>
           <w:szCs w:val="24"/>
         </w:rPr>
@@ -214,10 +336,20 @@
       <w:r>
         <w:rPr>
           <w:rFonts w:ascii="Century Gothic" w:hAnsi="Century Gothic"/>
-          <w:sz w:val="24"/>
-          <w:szCs w:val="24"/>
-        </w:rPr>
-        <w:t xml:space="preserve">}, a quien en adelante se podrá denominar como </w:t>
+          <w:b/>
+          <w:bCs/>
+          <w:sz w:val="24"/>
+          <w:szCs w:val="24"/>
+        </w:rPr>
+        <w:t>}</w:t>
+      </w:r>
+      <w:r>
+        <w:rPr>
+          <w:rFonts w:ascii="Century Gothic" w:hAnsi="Century Gothic"/>
+          <w:sz w:val="24"/>
+          <w:szCs w:val="24"/>
+        </w:rPr>
+        <w:t xml:space="preserve">, a quien en adelante se podrá denominar como </w:t>
       </w:r>
       <w:proofErr w:type="spellStart"/>
       <w:r>
@@ -281,12 +413,24 @@
           <w:sz w:val="24"/>
           <w:szCs w:val="24"/>
         </w:rPr>
-        <w:t>CLÁUSULA PRIMERA: ANTECEDENTES.- ENGLISH-ON-ACADEMY S.A.S. es una compañía domiciliada en el cantón {</w:t>
+        <w:t xml:space="preserve">CLÁUSULA PRIMERA: ANTECEDENTES.- ENGLISH-ON-ACADEMY S.A.S. es una compañía domiciliada en el cantón </w:t>
+      </w:r>
+      <w:r>
+        <w:rPr>
+          <w:rFonts w:ascii="Century Gothic" w:hAnsi="Century Gothic"/>
+          <w:b/>
+          <w:bCs/>
+          <w:sz w:val="24"/>
+          <w:szCs w:val="24"/>
+        </w:rPr>
+        <w:t>{</w:t>
       </w:r>
       <w:proofErr w:type="spellStart"/>
       <w:r>
         <w:rPr>
           <w:rFonts w:ascii="Century Gothic" w:hAnsi="Century Gothic"/>
+          <w:b/>
+          <w:bCs/>
           <w:sz w:val="24"/>
           <w:szCs w:val="24"/>
         </w:rPr>
@@ -296,10 +440,20 @@
       <w:r>
         <w:rPr>
           <w:rFonts w:ascii="Century Gothic" w:hAnsi="Century Gothic"/>
-          <w:sz w:val="24"/>
-          <w:szCs w:val="24"/>
-        </w:rPr>
-        <w:t>}, con sucursales en las ciudades de Guayaquil y Quito, cuya actividad económica, principal o única, es la ENSEÑANZA DE IDIOMAS Y CLASES DE CONVERSACIÓN; actividad por la cual requiere contratar los servicios lícitos y personales de un(a) trabajador(a) que cumpla sus labores o funciones de acuerdo a lo dispuesto en el Acuerdo Ministerial Nro. MDT-2020-220 que regula la Modalidad Contractual Especial para los Sectores Productivos y sus posteriores reformas, como también bajo las condiciones señaladas en las cláusulas siguientes.</w:t>
+          <w:b/>
+          <w:bCs/>
+          <w:sz w:val="24"/>
+          <w:szCs w:val="24"/>
+        </w:rPr>
+        <w:t>}</w:t>
+      </w:r>
+      <w:r>
+        <w:rPr>
+          <w:rFonts w:ascii="Century Gothic" w:hAnsi="Century Gothic"/>
+          <w:sz w:val="24"/>
+          <w:szCs w:val="24"/>
+        </w:rPr>
+        <w:t>, con sucursales en las ciudades de Guayaquil y Quito, cuya actividad económica, principal o única, es la ENSEÑANZA DE IDIOMAS Y CLASES DE CONVERSACIÓN; actividad por la cual requiere contratar los servicios lícitos y personales de un(a) trabajador(a) que cumpla sus labores o funciones de acuerdo a lo dispuesto en el Acuerdo Ministerial Nro. MDT-2020-220 que regula la Modalidad Contractual Especial para los Sectores Productivos y sus posteriores reformas, como también bajo las condiciones señaladas en las cláusulas siguientes.</w:t>
       </w:r>
     </w:p>
     <w:p>
@@ -449,12 +603,24 @@
           <w:sz w:val="24"/>
           <w:szCs w:val="24"/>
         </w:rPr>
-        <w:t xml:space="preserve"> Con los antecedentes expuestos, la EMPLEADORA contrata los servicios lícitos y personales del (de la) TRABAJADOR(A), con la finalidad que cumpla el cargo de {</w:t>
+        <w:t xml:space="preserve"> Con los antecedentes expuestos, la EMPLEADORA contrata los servicios lícitos y personales del (de la) TRABAJADOR(A), con la finalidad que cumpla el cargo de </w:t>
+      </w:r>
+      <w:r>
+        <w:rPr>
+          <w:rFonts w:ascii="Century Gothic" w:hAnsi="Century Gothic"/>
+          <w:b/>
+          <w:bCs/>
+          <w:sz w:val="24"/>
+          <w:szCs w:val="24"/>
+        </w:rPr>
+        <w:t>{</w:t>
       </w:r>
       <w:proofErr w:type="spellStart"/>
       <w:r>
         <w:rPr>
           <w:rFonts w:ascii="Century Gothic" w:hAnsi="Century Gothic"/>
+          <w:b/>
+          <w:bCs/>
           <w:sz w:val="24"/>
           <w:szCs w:val="24"/>
         </w:rPr>
@@ -464,10 +630,20 @@
       <w:r>
         <w:rPr>
           <w:rFonts w:ascii="Century Gothic" w:hAnsi="Century Gothic"/>
-          <w:sz w:val="24"/>
-          <w:szCs w:val="24"/>
-        </w:rPr>
-        <w:t>}, bajo relación de dependencia de la EMPRESA.</w:t>
+          <w:b/>
+          <w:bCs/>
+          <w:sz w:val="24"/>
+          <w:szCs w:val="24"/>
+        </w:rPr>
+        <w:t>}</w:t>
+      </w:r>
+      <w:r>
+        <w:rPr>
+          <w:rFonts w:ascii="Century Gothic" w:hAnsi="Century Gothic"/>
+          <w:sz w:val="24"/>
+          <w:szCs w:val="24"/>
+        </w:rPr>
+        <w:t>, bajo relación de dependencia de la EMPRESA.</w:t>
       </w:r>
     </w:p>
     <w:p>
@@ -764,12 +940,24 @@
           <w:sz w:val="24"/>
           <w:szCs w:val="24"/>
         </w:rPr>
-        <w:t>De lunes a viernes, el(la) COLABORADOR(A) laborará siete horas diarias, en el horario de {</w:t>
+        <w:t xml:space="preserve">De lunes a viernes, el(la) COLABORADOR(A) laborará siete horas diarias, en el horario de </w:t>
+      </w:r>
+      <w:r>
+        <w:rPr>
+          <w:rFonts w:ascii="Century Gothic" w:hAnsi="Century Gothic"/>
+          <w:b/>
+          <w:bCs/>
+          <w:sz w:val="24"/>
+          <w:szCs w:val="24"/>
+        </w:rPr>
+        <w:t>{</w:t>
       </w:r>
       <w:proofErr w:type="spellStart"/>
       <w:r>
         <w:rPr>
           <w:rFonts w:ascii="Century Gothic" w:hAnsi="Century Gothic"/>
+          <w:b/>
+          <w:bCs/>
           <w:sz w:val="24"/>
           <w:szCs w:val="24"/>
         </w:rPr>
@@ -779,15 +967,37 @@
       <w:r>
         <w:rPr>
           <w:rFonts w:ascii="Century Gothic" w:hAnsi="Century Gothic"/>
-          <w:sz w:val="24"/>
-          <w:szCs w:val="24"/>
-        </w:rPr>
-        <w:t>} a {</w:t>
+          <w:b/>
+          <w:bCs/>
+          <w:sz w:val="24"/>
+          <w:szCs w:val="24"/>
+        </w:rPr>
+        <w:t>}</w:t>
+      </w:r>
+      <w:r>
+        <w:rPr>
+          <w:rFonts w:ascii="Century Gothic" w:hAnsi="Century Gothic"/>
+          <w:sz w:val="24"/>
+          <w:szCs w:val="24"/>
+        </w:rPr>
+        <w:t xml:space="preserve"> a </w:t>
+      </w:r>
+      <w:r>
+        <w:rPr>
+          <w:rFonts w:ascii="Century Gothic" w:hAnsi="Century Gothic"/>
+          <w:b/>
+          <w:bCs/>
+          <w:sz w:val="24"/>
+          <w:szCs w:val="24"/>
+        </w:rPr>
+        <w:t>{</w:t>
       </w:r>
       <w:proofErr w:type="spellStart"/>
       <w:r>
         <w:rPr>
           <w:rFonts w:ascii="Century Gothic" w:hAnsi="Century Gothic"/>
+          <w:b/>
+          <w:bCs/>
           <w:sz w:val="24"/>
           <w:szCs w:val="24"/>
         </w:rPr>
@@ -797,15 +1007,37 @@
       <w:r>
         <w:rPr>
           <w:rFonts w:ascii="Century Gothic" w:hAnsi="Century Gothic"/>
-          <w:sz w:val="24"/>
-          <w:szCs w:val="24"/>
-        </w:rPr>
-        <w:t>}, incluyendo {</w:t>
+          <w:b/>
+          <w:bCs/>
+          <w:sz w:val="24"/>
+          <w:szCs w:val="24"/>
+        </w:rPr>
+        <w:t>}</w:t>
+      </w:r>
+      <w:r>
+        <w:rPr>
+          <w:rFonts w:ascii="Century Gothic" w:hAnsi="Century Gothic"/>
+          <w:sz w:val="24"/>
+          <w:szCs w:val="24"/>
+        </w:rPr>
+        <w:t xml:space="preserve">, incluyendo </w:t>
+      </w:r>
+      <w:r>
+        <w:rPr>
+          <w:rFonts w:ascii="Century Gothic" w:hAnsi="Century Gothic"/>
+          <w:b/>
+          <w:bCs/>
+          <w:sz w:val="24"/>
+          <w:szCs w:val="24"/>
+        </w:rPr>
+        <w:t>{</w:t>
       </w:r>
       <w:proofErr w:type="spellStart"/>
       <w:r>
         <w:rPr>
           <w:rFonts w:ascii="Century Gothic" w:hAnsi="Century Gothic"/>
+          <w:b/>
+          <w:bCs/>
           <w:sz w:val="24"/>
           <w:szCs w:val="24"/>
         </w:rPr>
@@ -815,15 +1047,37 @@
       <w:r>
         <w:rPr>
           <w:rFonts w:ascii="Century Gothic" w:hAnsi="Century Gothic"/>
-          <w:sz w:val="24"/>
-          <w:szCs w:val="24"/>
-        </w:rPr>
-        <w:t>} ({</w:t>
+          <w:b/>
+          <w:bCs/>
+          <w:sz w:val="24"/>
+          <w:szCs w:val="24"/>
+        </w:rPr>
+        <w:t>}</w:t>
+      </w:r>
+      <w:r>
+        <w:rPr>
+          <w:rFonts w:ascii="Century Gothic" w:hAnsi="Century Gothic"/>
+          <w:sz w:val="24"/>
+          <w:szCs w:val="24"/>
+        </w:rPr>
+        <w:t xml:space="preserve"> (</w:t>
+      </w:r>
+      <w:r>
+        <w:rPr>
+          <w:rFonts w:ascii="Century Gothic" w:hAnsi="Century Gothic"/>
+          <w:b/>
+          <w:bCs/>
+          <w:sz w:val="24"/>
+          <w:szCs w:val="24"/>
+        </w:rPr>
+        <w:t>{</w:t>
       </w:r>
       <w:proofErr w:type="spellStart"/>
       <w:r>
         <w:rPr>
           <w:rFonts w:ascii="Century Gothic" w:hAnsi="Century Gothic"/>
+          <w:b/>
+          <w:bCs/>
           <w:sz w:val="24"/>
           <w:szCs w:val="24"/>
         </w:rPr>
@@ -833,10 +1087,56 @@
       <w:r>
         <w:rPr>
           <w:rFonts w:ascii="Century Gothic" w:hAnsi="Century Gothic"/>
-          <w:sz w:val="24"/>
-          <w:szCs w:val="24"/>
-        </w:rPr>
-        <w:t>}) minutos para su descanso o alimentación.</w:t>
+          <w:b/>
+          <w:bCs/>
+          <w:sz w:val="24"/>
+          <w:szCs w:val="24"/>
+        </w:rPr>
+        <w:t>}</w:t>
+      </w:r>
+      <w:r>
+        <w:rPr>
+          <w:rFonts w:ascii="Century Gothic" w:hAnsi="Century Gothic"/>
+          <w:sz w:val="24"/>
+          <w:szCs w:val="24"/>
+        </w:rPr>
+        <w:t xml:space="preserve">) </w:t>
+      </w:r>
+      <w:r>
+        <w:rPr>
+          <w:rFonts w:ascii="Century Gothic" w:hAnsi="Century Gothic"/>
+          <w:b/>
+          <w:bCs/>
+          <w:sz w:val="24"/>
+          <w:szCs w:val="24"/>
+        </w:rPr>
+        <w:t>minutos</w:t>
+      </w:r>
+      <w:r>
+        <w:rPr>
+          <w:rFonts w:ascii="Century Gothic" w:hAnsi="Century Gothic"/>
+          <w:sz w:val="24"/>
+          <w:szCs w:val="24"/>
+        </w:rPr>
+        <w:t xml:space="preserve"> para su </w:t>
+      </w:r>
+      <w:r>
+        <w:rPr>
+          <w:rFonts w:ascii="Century Gothic" w:hAnsi="Century Gothic"/>
+          <w:b/>
+          <w:bCs/>
+          <w:sz w:val="24"/>
+          <w:szCs w:val="24"/>
+        </w:rPr>
+        <w:t>descanso o alimentación</w:t>
+      </w:r>
+      <w:r>
+        <w:rPr>
+          <w:rFonts w:ascii="Century Gothic" w:hAnsi="Century Gothic"/>
+          <w:sz w:val="24"/>
+          <w:szCs w:val="24"/>
+        </w:rPr>
+        <w:t>.</w:t>
       </w:r>
     </w:p>
     <w:p>
@@ -900,12 +1200,24 @@
           <w:sz w:val="24"/>
           <w:szCs w:val="24"/>
         </w:rPr>
-        <w:t>, el(la) TRABAJADOR(A) laborará en el horario de {</w:t>
+        <w:t xml:space="preserve">, el(la) TRABAJADOR(A) laborará en el horario de </w:t>
+      </w:r>
+      <w:r>
+        <w:rPr>
+          <w:rFonts w:ascii="Century Gothic" w:hAnsi="Century Gothic"/>
+          <w:b/>
+          <w:bCs/>
+          <w:sz w:val="24"/>
+          <w:szCs w:val="24"/>
+        </w:rPr>
+        <w:t>{</w:t>
       </w:r>
       <w:proofErr w:type="spellStart"/>
       <w:r>
         <w:rPr>
           <w:rFonts w:ascii="Century Gothic" w:hAnsi="Century Gothic"/>
+          <w:b/>
+          <w:bCs/>
           <w:sz w:val="24"/>
           <w:szCs w:val="24"/>
         </w:rPr>
@@ -915,15 +1227,37 @@
       <w:r>
         <w:rPr>
           <w:rFonts w:ascii="Century Gothic" w:hAnsi="Century Gothic"/>
-          <w:sz w:val="24"/>
-          <w:szCs w:val="24"/>
-        </w:rPr>
-        <w:t>} a {</w:t>
+          <w:b/>
+          <w:bCs/>
+          <w:sz w:val="24"/>
+          <w:szCs w:val="24"/>
+        </w:rPr>
+        <w:t>}</w:t>
+      </w:r>
+      <w:r>
+        <w:rPr>
+          <w:rFonts w:ascii="Century Gothic" w:hAnsi="Century Gothic"/>
+          <w:sz w:val="24"/>
+          <w:szCs w:val="24"/>
+        </w:rPr>
+        <w:t xml:space="preserve"> a </w:t>
+      </w:r>
+      <w:r>
+        <w:rPr>
+          <w:rFonts w:ascii="Century Gothic" w:hAnsi="Century Gothic"/>
+          <w:b/>
+          <w:bCs/>
+          <w:sz w:val="24"/>
+          <w:szCs w:val="24"/>
+        </w:rPr>
+        <w:t>{</w:t>
       </w:r>
       <w:proofErr w:type="spellStart"/>
       <w:r>
         <w:rPr>
           <w:rFonts w:ascii="Century Gothic" w:hAnsi="Century Gothic"/>
+          <w:b/>
+          <w:bCs/>
           <w:sz w:val="24"/>
           <w:szCs w:val="24"/>
         </w:rPr>
@@ -933,10 +1267,74 @@
       <w:r>
         <w:rPr>
           <w:rFonts w:ascii="Century Gothic" w:hAnsi="Century Gothic"/>
-          <w:sz w:val="24"/>
-          <w:szCs w:val="24"/>
-        </w:rPr>
-        <w:t>}, incluyendo treinta (30) minutos para su descanso o alimentación.</w:t>
+          <w:b/>
+          <w:bCs/>
+          <w:sz w:val="24"/>
+          <w:szCs w:val="24"/>
+        </w:rPr>
+        <w:t>}</w:t>
+      </w:r>
+      <w:r>
+        <w:rPr>
+          <w:rFonts w:ascii="Century Gothic" w:hAnsi="Century Gothic"/>
+          <w:sz w:val="24"/>
+          <w:szCs w:val="24"/>
+        </w:rPr>
+        <w:t xml:space="preserve">, incluyendo </w:t>
+      </w:r>
+      <w:r>
+        <w:rPr>
+          <w:rFonts w:ascii="Century Gothic" w:hAnsi="Century Gothic"/>
+          <w:b/>
+          <w:bCs/>
+          <w:sz w:val="24"/>
+          <w:szCs w:val="24"/>
+        </w:rPr>
+        <w:t>treinta (30)</w:t>
+      </w:r>
+      <w:r>
+        <w:rPr>
+          <w:rFonts w:ascii="Century Gothic" w:hAnsi="Century Gothic"/>
+          <w:sz w:val="24"/>
+          <w:szCs w:val="24"/>
+        </w:rPr>
+        <w:t xml:space="preserve"> </w:t>
+      </w:r>
+      <w:r>
+        <w:rPr>
+          <w:rFonts w:ascii="Century Gothic" w:hAnsi="Century Gothic"/>
+          <w:b/>
+          <w:bCs/>
+          <w:sz w:val="24"/>
+          <w:szCs w:val="24"/>
+        </w:rPr>
+        <w:t>minutos</w:t>
+      </w:r>
+      <w:r>
+        <w:rPr>
+          <w:rFonts w:ascii="Century Gothic" w:hAnsi="Century Gothic"/>
+          <w:sz w:val="24"/>
+          <w:szCs w:val="24"/>
+        </w:rPr>
+        <w:t xml:space="preserve"> para su </w:t>
+      </w:r>
+      <w:r>
+        <w:rPr>
+          <w:rFonts w:ascii="Century Gothic" w:hAnsi="Century Gothic"/>
+          <w:b/>
+          <w:bCs/>
+          <w:sz w:val="24"/>
+          <w:szCs w:val="24"/>
+        </w:rPr>
+        <w:t>descanso o alimentación</w:t>
+      </w:r>
+      <w:r>
+        <w:rPr>
+          <w:rFonts w:ascii="Century Gothic" w:hAnsi="Century Gothic"/>
+          <w:sz w:val="24"/>
+          <w:szCs w:val="24"/>
+        </w:rPr>
+        <w:t>.</w:t>
       </w:r>
     </w:p>
     <w:p>
@@ -1143,12 +1541,24 @@
           <w:sz w:val="24"/>
           <w:szCs w:val="24"/>
         </w:rPr>
-        <w:t>Las partes reconocen que el(la) EMPLEADO(A) cumplirá sus labores en el establecimiento u oficina de la EMPRESA, ubicado en {</w:t>
+        <w:t xml:space="preserve">Las partes reconocen que el(la) EMPLEADO(A) cumplirá sus labores en el establecimiento u oficina de la EMPRESA, ubicado en </w:t>
+      </w:r>
+      <w:r>
+        <w:rPr>
+          <w:rFonts w:ascii="Century Gothic" w:hAnsi="Century Gothic"/>
+          <w:b/>
+          <w:bCs/>
+          <w:sz w:val="24"/>
+          <w:szCs w:val="24"/>
+        </w:rPr>
+        <w:t>{</w:t>
       </w:r>
       <w:proofErr w:type="spellStart"/>
       <w:r>
         <w:rPr>
           <w:rFonts w:ascii="Century Gothic" w:hAnsi="Century Gothic"/>
+          <w:b/>
+          <w:bCs/>
           <w:sz w:val="24"/>
           <w:szCs w:val="24"/>
         </w:rPr>
@@ -1158,15 +1568,37 @@
       <w:r>
         <w:rPr>
           <w:rFonts w:ascii="Century Gothic" w:hAnsi="Century Gothic"/>
-          <w:sz w:val="24"/>
-          <w:szCs w:val="24"/>
-        </w:rPr>
-        <w:t>}, en la ciudad de {</w:t>
+          <w:b/>
+          <w:bCs/>
+          <w:sz w:val="24"/>
+          <w:szCs w:val="24"/>
+        </w:rPr>
+        <w:t>}</w:t>
+      </w:r>
+      <w:r>
+        <w:rPr>
+          <w:rFonts w:ascii="Century Gothic" w:hAnsi="Century Gothic"/>
+          <w:sz w:val="24"/>
+          <w:szCs w:val="24"/>
+        </w:rPr>
+        <w:t xml:space="preserve">, en la ciudad de </w:t>
+      </w:r>
+      <w:r>
+        <w:rPr>
+          <w:rFonts w:ascii="Century Gothic" w:hAnsi="Century Gothic"/>
+          <w:b/>
+          <w:bCs/>
+          <w:sz w:val="24"/>
+          <w:szCs w:val="24"/>
+        </w:rPr>
+        <w:t>{</w:t>
       </w:r>
       <w:proofErr w:type="spellStart"/>
       <w:r>
         <w:rPr>
           <w:rFonts w:ascii="Century Gothic" w:hAnsi="Century Gothic"/>
+          <w:b/>
+          <w:bCs/>
           <w:sz w:val="24"/>
           <w:szCs w:val="24"/>
         </w:rPr>
@@ -1176,15 +1608,37 @@
       <w:r>
         <w:rPr>
           <w:rFonts w:ascii="Century Gothic" w:hAnsi="Century Gothic"/>
-          <w:sz w:val="24"/>
-          <w:szCs w:val="24"/>
-        </w:rPr>
-        <w:t>}; sin embargo, en virtud de las labores que cumple para la EMPLEADORA, dicho(a) TRABAJADOR(A), siempre que fuere expresamente requerido por la COMPAÑÍA, deberá trasladarse a los lugares, instalaciones o localidades que la CONTRATANTE requiera, ya sea dentro o fuera de la provincia de {</w:t>
+          <w:b/>
+          <w:bCs/>
+          <w:sz w:val="24"/>
+          <w:szCs w:val="24"/>
+        </w:rPr>
+        <w:t>}</w:t>
+      </w:r>
+      <w:r>
+        <w:rPr>
+          <w:rFonts w:ascii="Century Gothic" w:hAnsi="Century Gothic"/>
+          <w:sz w:val="24"/>
+          <w:szCs w:val="24"/>
+        </w:rPr>
+        <w:t xml:space="preserve">; sin embargo, en virtud de las labores que cumple para la EMPLEADORA, dicho(a) TRABAJADOR(A), siempre que fuere expresamente requerido por la COMPAÑÍA, deberá trasladarse a los lugares, instalaciones o localidades que la CONTRATANTE requiera, ya sea dentro o fuera de la provincia de </w:t>
+      </w:r>
+      <w:r>
+        <w:rPr>
+          <w:rFonts w:ascii="Century Gothic" w:hAnsi="Century Gothic"/>
+          <w:b/>
+          <w:bCs/>
+          <w:sz w:val="24"/>
+          <w:szCs w:val="24"/>
+        </w:rPr>
+        <w:t>{</w:t>
       </w:r>
       <w:proofErr w:type="spellStart"/>
       <w:r>
         <w:rPr>
           <w:rFonts w:ascii="Century Gothic" w:hAnsi="Century Gothic"/>
+          <w:b/>
+          <w:bCs/>
           <w:sz w:val="24"/>
           <w:szCs w:val="24"/>
         </w:rPr>
@@ -1194,10 +1648,20 @@
       <w:r>
         <w:rPr>
           <w:rFonts w:ascii="Century Gothic" w:hAnsi="Century Gothic"/>
-          <w:sz w:val="24"/>
-          <w:szCs w:val="24"/>
-        </w:rPr>
-        <w:t xml:space="preserve">}. En cuyo caso, la COMPAÑÍA deberá entregar, reconocer o reembolsar </w:t>
+          <w:b/>
+          <w:bCs/>
+          <w:sz w:val="24"/>
+          <w:szCs w:val="24"/>
+        </w:rPr>
+        <w:t>}</w:t>
+      </w:r>
+      <w:r>
+        <w:rPr>
+          <w:rFonts w:ascii="Century Gothic" w:hAnsi="Century Gothic"/>
+          <w:sz w:val="24"/>
+          <w:szCs w:val="24"/>
+        </w:rPr>
+        <w:t xml:space="preserve">. En cuyo caso, la COMPAÑÍA deberá entregar, reconocer o reembolsar </w:t>
       </w:r>
       <w:proofErr w:type="gramStart"/>
       <w:r>
@@ -1259,12 +1723,24 @@
           <w:sz w:val="24"/>
           <w:szCs w:val="24"/>
         </w:rPr>
-        <w:t>Para efectos de notificaciones o localización, el(la) TRABAJADOR(A) declara que su lugar de domicilio está ubicado en {</w:t>
+        <w:t xml:space="preserve">Para efectos de notificaciones o localización, el(la) TRABAJADOR(A) declara que su lugar de domicilio está ubicado en </w:t>
+      </w:r>
+      <w:r>
+        <w:rPr>
+          <w:rFonts w:ascii="Century Gothic" w:eastAsia="Century Gothic" w:hAnsi="Century Gothic" w:cs="Century Gothic"/>
+          <w:b/>
+          <w:bCs/>
+          <w:sz w:val="24"/>
+          <w:szCs w:val="24"/>
+        </w:rPr>
+        <w:t>{</w:t>
       </w:r>
       <w:proofErr w:type="spellStart"/>
       <w:r>
         <w:rPr>
           <w:rFonts w:ascii="Century Gothic" w:eastAsia="Century Gothic" w:hAnsi="Century Gothic" w:cs="Century Gothic"/>
+          <w:b/>
+          <w:bCs/>
           <w:sz w:val="24"/>
           <w:szCs w:val="24"/>
         </w:rPr>
@@ -1274,15 +1750,37 @@
       <w:r>
         <w:rPr>
           <w:rFonts w:ascii="Century Gothic" w:eastAsia="Century Gothic" w:hAnsi="Century Gothic" w:cs="Century Gothic"/>
-          <w:sz w:val="24"/>
-          <w:szCs w:val="24"/>
-        </w:rPr>
-        <w:t>} ({</w:t>
+          <w:b/>
+          <w:bCs/>
+          <w:sz w:val="24"/>
+          <w:szCs w:val="24"/>
+        </w:rPr>
+        <w:t>}</w:t>
+      </w:r>
+      <w:r>
+        <w:rPr>
+          <w:rFonts w:ascii="Century Gothic" w:eastAsia="Century Gothic" w:hAnsi="Century Gothic" w:cs="Century Gothic"/>
+          <w:sz w:val="24"/>
+          <w:szCs w:val="24"/>
+        </w:rPr>
+        <w:t xml:space="preserve"> (</w:t>
+      </w:r>
+      <w:r>
+        <w:rPr>
+          <w:rFonts w:ascii="Century Gothic" w:eastAsia="Century Gothic" w:hAnsi="Century Gothic" w:cs="Century Gothic"/>
+          <w:b/>
+          <w:bCs/>
+          <w:sz w:val="24"/>
+          <w:szCs w:val="24"/>
+        </w:rPr>
+        <w:t>{</w:t>
       </w:r>
       <w:proofErr w:type="spellStart"/>
       <w:r>
         <w:rPr>
           <w:rFonts w:ascii="Century Gothic" w:eastAsia="Century Gothic" w:hAnsi="Century Gothic" w:cs="Century Gothic"/>
+          <w:b/>
+          <w:bCs/>
           <w:sz w:val="24"/>
           <w:szCs w:val="24"/>
         </w:rPr>
@@ -1292,15 +1790,37 @@
       <w:r>
         <w:rPr>
           <w:rFonts w:ascii="Century Gothic" w:eastAsia="Century Gothic" w:hAnsi="Century Gothic" w:cs="Century Gothic"/>
-          <w:sz w:val="24"/>
-          <w:szCs w:val="24"/>
-        </w:rPr>
-        <w:t>}), en la ciudad de {</w:t>
+          <w:b/>
+          <w:bCs/>
+          <w:sz w:val="24"/>
+          <w:szCs w:val="24"/>
+        </w:rPr>
+        <w:t>}</w:t>
+      </w:r>
+      <w:r>
+        <w:rPr>
+          <w:rFonts w:ascii="Century Gothic" w:eastAsia="Century Gothic" w:hAnsi="Century Gothic" w:cs="Century Gothic"/>
+          <w:sz w:val="24"/>
+          <w:szCs w:val="24"/>
+        </w:rPr>
+        <w:t xml:space="preserve">), en la ciudad de </w:t>
+      </w:r>
+      <w:r>
+        <w:rPr>
+          <w:rFonts w:ascii="Century Gothic" w:eastAsia="Century Gothic" w:hAnsi="Century Gothic" w:cs="Century Gothic"/>
+          <w:b/>
+          <w:bCs/>
+          <w:sz w:val="24"/>
+          <w:szCs w:val="24"/>
+        </w:rPr>
+        <w:t>{</w:t>
       </w:r>
       <w:proofErr w:type="spellStart"/>
       <w:r>
         <w:rPr>
           <w:rFonts w:ascii="Century Gothic" w:eastAsia="Century Gothic" w:hAnsi="Century Gothic" w:cs="Century Gothic"/>
+          <w:b/>
+          <w:bCs/>
           <w:sz w:val="24"/>
           <w:szCs w:val="24"/>
         </w:rPr>
@@ -1310,15 +1830,37 @@
       <w:r>
         <w:rPr>
           <w:rFonts w:ascii="Century Gothic" w:eastAsia="Century Gothic" w:hAnsi="Century Gothic" w:cs="Century Gothic"/>
-          <w:sz w:val="24"/>
-          <w:szCs w:val="24"/>
-        </w:rPr>
-        <w:t>}, provincia de {</w:t>
+          <w:b/>
+          <w:bCs/>
+          <w:sz w:val="24"/>
+          <w:szCs w:val="24"/>
+        </w:rPr>
+        <w:t>}</w:t>
+      </w:r>
+      <w:r>
+        <w:rPr>
+          <w:rFonts w:ascii="Century Gothic" w:eastAsia="Century Gothic" w:hAnsi="Century Gothic" w:cs="Century Gothic"/>
+          <w:sz w:val="24"/>
+          <w:szCs w:val="24"/>
+        </w:rPr>
+        <w:t xml:space="preserve">, provincia de </w:t>
+      </w:r>
+      <w:r>
+        <w:rPr>
+          <w:rFonts w:ascii="Century Gothic" w:eastAsia="Century Gothic" w:hAnsi="Century Gothic" w:cs="Century Gothic"/>
+          <w:b/>
+          <w:bCs/>
+          <w:sz w:val="24"/>
+          <w:szCs w:val="24"/>
+        </w:rPr>
+        <w:t>{</w:t>
       </w:r>
       <w:proofErr w:type="spellStart"/>
       <w:r>
         <w:rPr>
           <w:rFonts w:ascii="Century Gothic" w:eastAsia="Century Gothic" w:hAnsi="Century Gothic" w:cs="Century Gothic"/>
+          <w:b/>
+          <w:bCs/>
           <w:sz w:val="24"/>
           <w:szCs w:val="24"/>
         </w:rPr>
@@ -1328,59 +1870,81 @@
       <w:r>
         <w:rPr>
           <w:rFonts w:ascii="Century Gothic" w:eastAsia="Century Gothic" w:hAnsi="Century Gothic" w:cs="Century Gothic"/>
-          <w:sz w:val="24"/>
-          <w:szCs w:val="24"/>
-        </w:rPr>
-        <w:t>}.</w:t>
-      </w:r>
-    </w:p>
-    <w:p>
-      <w:pPr>
-        <w:pBdr>
-          <w:top w:val="nil"/>
-          <w:left w:val="nil"/>
-          <w:bottom w:val="nil"/>
-          <w:right w:val="nil"/>
-          <w:between w:val="nil"/>
-        </w:pBdr>
-        <w:spacing w:after="0" w:line="240" w:lineRule="auto"/>
-        <w:jc w:val="both"/>
-        <w:rPr>
-          <w:rFonts w:ascii="Century Gothic" w:eastAsia="Century Gothic" w:hAnsi="Century Gothic" w:cs="Century Gothic"/>
-          <w:sz w:val="24"/>
-          <w:szCs w:val="24"/>
-        </w:rPr>
-      </w:pPr>
-    </w:p>
-    <w:p>
-      <w:pPr>
-        <w:pBdr>
-          <w:top w:val="nil"/>
-          <w:left w:val="nil"/>
-          <w:bottom w:val="nil"/>
-          <w:right w:val="nil"/>
-          <w:between w:val="nil"/>
-        </w:pBdr>
-        <w:spacing w:after="0" w:line="240" w:lineRule="auto"/>
-        <w:jc w:val="both"/>
-        <w:rPr>
-          <w:rFonts w:ascii="Century Gothic" w:eastAsia="Century Gothic" w:hAnsi="Century Gothic" w:cs="Century Gothic"/>
-          <w:sz w:val="24"/>
-          <w:szCs w:val="24"/>
-        </w:rPr>
-      </w:pPr>
-      <w:r>
-        <w:rPr>
-          <w:rFonts w:ascii="Century Gothic" w:eastAsia="Century Gothic" w:hAnsi="Century Gothic" w:cs="Century Gothic"/>
-          <w:sz w:val="24"/>
-          <w:szCs w:val="24"/>
-        </w:rPr>
-        <w:t>De igual manera, el (la) TRABAJADOR(A) declara que su dirección de correo electrónico personal es "{</w:t>
+          <w:b/>
+          <w:bCs/>
+          <w:sz w:val="24"/>
+          <w:szCs w:val="24"/>
+        </w:rPr>
+        <w:t>}</w:t>
+      </w:r>
+      <w:r>
+        <w:rPr>
+          <w:rFonts w:ascii="Century Gothic" w:eastAsia="Century Gothic" w:hAnsi="Century Gothic" w:cs="Century Gothic"/>
+          <w:sz w:val="24"/>
+          <w:szCs w:val="24"/>
+        </w:rPr>
+        <w:t>.</w:t>
+      </w:r>
+    </w:p>
+    <w:p>
+      <w:pPr>
+        <w:pBdr>
+          <w:top w:val="nil"/>
+          <w:left w:val="nil"/>
+          <w:bottom w:val="nil"/>
+          <w:right w:val="nil"/>
+          <w:between w:val="nil"/>
+        </w:pBdr>
+        <w:spacing w:after="0" w:line="240" w:lineRule="auto"/>
+        <w:jc w:val="both"/>
+        <w:rPr>
+          <w:rFonts w:ascii="Century Gothic" w:eastAsia="Century Gothic" w:hAnsi="Century Gothic" w:cs="Century Gothic"/>
+          <w:sz w:val="24"/>
+          <w:szCs w:val="24"/>
+        </w:rPr>
+      </w:pPr>
+    </w:p>
+    <w:p>
+      <w:pPr>
+        <w:pBdr>
+          <w:top w:val="nil"/>
+          <w:left w:val="nil"/>
+          <w:bottom w:val="nil"/>
+          <w:right w:val="nil"/>
+          <w:between w:val="nil"/>
+        </w:pBdr>
+        <w:spacing w:after="0" w:line="240" w:lineRule="auto"/>
+        <w:jc w:val="both"/>
+        <w:rPr>
+          <w:rFonts w:ascii="Century Gothic" w:eastAsia="Century Gothic" w:hAnsi="Century Gothic" w:cs="Century Gothic"/>
+          <w:sz w:val="24"/>
+          <w:szCs w:val="24"/>
+        </w:rPr>
+      </w:pPr>
+      <w:r>
+        <w:rPr>
+          <w:rFonts w:ascii="Century Gothic" w:eastAsia="Century Gothic" w:hAnsi="Century Gothic" w:cs="Century Gothic"/>
+          <w:sz w:val="24"/>
+          <w:szCs w:val="24"/>
+        </w:rPr>
+        <w:t>De igual manera, el (la) TRABAJADOR(A) declara que su dirección de correo electrónico personal es "</w:t>
+      </w:r>
+      <w:r>
+        <w:rPr>
+          <w:rFonts w:ascii="Century Gothic" w:eastAsia="Century Gothic" w:hAnsi="Century Gothic" w:cs="Century Gothic"/>
+          <w:b/>
+          <w:bCs/>
+          <w:sz w:val="24"/>
+          <w:szCs w:val="24"/>
+        </w:rPr>
+        <w:t>{</w:t>
       </w:r>
       <w:proofErr w:type="spellStart"/>
       <w:r>
         <w:rPr>
           <w:rFonts w:ascii="Century Gothic" w:eastAsia="Century Gothic" w:hAnsi="Century Gothic" w:cs="Century Gothic"/>
+          <w:b/>
+          <w:bCs/>
           <w:sz w:val="24"/>
           <w:szCs w:val="24"/>
         </w:rPr>
@@ -1390,10 +1954,20 @@
       <w:r>
         <w:rPr>
           <w:rFonts w:ascii="Century Gothic" w:eastAsia="Century Gothic" w:hAnsi="Century Gothic" w:cs="Century Gothic"/>
-          <w:sz w:val="24"/>
-          <w:szCs w:val="24"/>
-        </w:rPr>
-        <w:t xml:space="preserve">}"; dirección a la cual podrá recibir todo tipo de comunicados, notificaciones y/o citaciones por parte de su EMPLEADORA, autoridades administrativas o judiciales y/o de cualquier funcionario o institución (pública o privada). Adicionalmente, la EMPRESA podrá generar y/o asignar </w:t>
+          <w:b/>
+          <w:bCs/>
+          <w:sz w:val="24"/>
+          <w:szCs w:val="24"/>
+        </w:rPr>
+        <w:t>}</w:t>
+      </w:r>
+      <w:r>
+        <w:rPr>
+          <w:rFonts w:ascii="Century Gothic" w:eastAsia="Century Gothic" w:hAnsi="Century Gothic" w:cs="Century Gothic"/>
+          <w:sz w:val="24"/>
+          <w:szCs w:val="24"/>
+        </w:rPr>
+        <w:t xml:space="preserve">"; dirección a la cual podrá recibir todo tipo de comunicados, notificaciones y/o citaciones por parte de su EMPLEADORA, autoridades administrativas o judiciales y/o de cualquier funcionario o institución (pública o privada). Adicionalmente, la EMPRESA podrá generar y/o asignar </w:t>
       </w:r>
       <w:proofErr w:type="gramStart"/>
       <w:r>
@@ -1528,12 +2102,24 @@
           <w:sz w:val="24"/>
           <w:szCs w:val="24"/>
         </w:rPr>
-        <w:t>a la) TRABAJADOR(A), por la prestación de sus servicios, la remuneración unificada de {</w:t>
+        <w:t xml:space="preserve">a la) TRABAJADOR(A), por la prestación de sus servicios, la remuneración unificada de </w:t>
+      </w:r>
+      <w:r>
+        <w:rPr>
+          <w:rFonts w:ascii="Century Gothic" w:hAnsi="Century Gothic"/>
+          <w:b/>
+          <w:bCs/>
+          <w:sz w:val="24"/>
+          <w:szCs w:val="24"/>
+        </w:rPr>
+        <w:t>{</w:t>
       </w:r>
       <w:proofErr w:type="spellStart"/>
       <w:r>
         <w:rPr>
           <w:rFonts w:ascii="Century Gothic" w:hAnsi="Century Gothic"/>
+          <w:b/>
+          <w:bCs/>
           <w:sz w:val="24"/>
           <w:szCs w:val="24"/>
         </w:rPr>
@@ -1543,6 +2129,8 @@
       <w:r>
         <w:rPr>
           <w:rFonts w:ascii="Century Gothic" w:hAnsi="Century Gothic"/>
+          <w:b/>
+          <w:bCs/>
           <w:sz w:val="24"/>
           <w:szCs w:val="24"/>
         </w:rPr>
@@ -1552,6 +2140,8 @@
       <w:r>
         <w:rPr>
           <w:rFonts w:ascii="Century Gothic" w:hAnsi="Century Gothic"/>
+          <w:b/>
+          <w:bCs/>
           <w:sz w:val="24"/>
           <w:szCs w:val="24"/>
         </w:rPr>
@@ -1561,15 +2151,37 @@
       <w:r>
         <w:rPr>
           <w:rFonts w:ascii="Century Gothic" w:hAnsi="Century Gothic"/>
-          <w:sz w:val="24"/>
-          <w:szCs w:val="24"/>
-        </w:rPr>
-        <w:t>} DÓLARES DE LOS ESTADOS UNIDOS DE AMÉRICA (US${</w:t>
+          <w:b/>
+          <w:bCs/>
+          <w:sz w:val="24"/>
+          <w:szCs w:val="24"/>
+        </w:rPr>
+        <w:t>}</w:t>
+      </w:r>
+      <w:r>
+        <w:rPr>
+          <w:rFonts w:ascii="Century Gothic" w:hAnsi="Century Gothic"/>
+          <w:sz w:val="24"/>
+          <w:szCs w:val="24"/>
+        </w:rPr>
+        <w:t xml:space="preserve"> DÓLARES DE LOS ESTADOS UNIDOS DE AMÉRICA (US$</w:t>
+      </w:r>
+      <w:r>
+        <w:rPr>
+          <w:rFonts w:ascii="Century Gothic" w:hAnsi="Century Gothic"/>
+          <w:b/>
+          <w:bCs/>
+          <w:sz w:val="24"/>
+          <w:szCs w:val="24"/>
+        </w:rPr>
+        <w:t>{</w:t>
       </w:r>
       <w:proofErr w:type="spellStart"/>
       <w:r>
         <w:rPr>
           <w:rFonts w:ascii="Century Gothic" w:hAnsi="Century Gothic"/>
+          <w:b/>
+          <w:bCs/>
           <w:sz w:val="24"/>
           <w:szCs w:val="24"/>
         </w:rPr>
@@ -1579,10 +2191,20 @@
       <w:r>
         <w:rPr>
           <w:rFonts w:ascii="Century Gothic" w:hAnsi="Century Gothic"/>
-          <w:sz w:val="24"/>
-          <w:szCs w:val="24"/>
-        </w:rPr>
-        <w:t>}), más beneficios de ley.</w:t>
+          <w:b/>
+          <w:bCs/>
+          <w:sz w:val="24"/>
+          <w:szCs w:val="24"/>
+        </w:rPr>
+        <w:t>}</w:t>
+      </w:r>
+      <w:r>
+        <w:rPr>
+          <w:rFonts w:ascii="Century Gothic" w:hAnsi="Century Gothic"/>
+          <w:sz w:val="24"/>
+          <w:szCs w:val="24"/>
+        </w:rPr>
+        <w:t>), más beneficios de ley.</w:t>
       </w:r>
     </w:p>
     <w:p>
@@ -1735,12 +2357,24 @@
           <w:sz w:val="24"/>
           <w:szCs w:val="24"/>
         </w:rPr>
-        <w:t xml:space="preserve"> debe movilizarse o trasladarse fuera de la provincia de {</w:t>
+        <w:t xml:space="preserve"> debe movilizarse o trasladarse fuera de la provincia de </w:t>
+      </w:r>
+      <w:r>
+        <w:rPr>
+          <w:rFonts w:ascii="Century Gothic" w:eastAsia="Century Gothic" w:hAnsi="Century Gothic" w:cs="Century Gothic"/>
+          <w:b/>
+          <w:bCs/>
+          <w:sz w:val="24"/>
+          <w:szCs w:val="24"/>
+        </w:rPr>
+        <w:t>{</w:t>
       </w:r>
       <w:proofErr w:type="spellStart"/>
       <w:r>
         <w:rPr>
           <w:rFonts w:ascii="Century Gothic" w:eastAsia="Century Gothic" w:hAnsi="Century Gothic" w:cs="Century Gothic"/>
+          <w:b/>
+          <w:bCs/>
           <w:sz w:val="24"/>
           <w:szCs w:val="24"/>
         </w:rPr>
@@ -1750,10 +2384,20 @@
       <w:r>
         <w:rPr>
           <w:rFonts w:ascii="Century Gothic" w:eastAsia="Century Gothic" w:hAnsi="Century Gothic" w:cs="Century Gothic"/>
-          <w:sz w:val="24"/>
-          <w:szCs w:val="24"/>
-        </w:rPr>
-        <w:t xml:space="preserve">}, la </w:t>
+          <w:b/>
+          <w:bCs/>
+          <w:sz w:val="24"/>
+          <w:szCs w:val="24"/>
+        </w:rPr>
+        <w:t>}</w:t>
+      </w:r>
+      <w:r>
+        <w:rPr>
+          <w:rFonts w:ascii="Century Gothic" w:eastAsia="Century Gothic" w:hAnsi="Century Gothic" w:cs="Century Gothic"/>
+          <w:sz w:val="24"/>
+          <w:szCs w:val="24"/>
+        </w:rPr>
+        <w:t xml:space="preserve">, la </w:t>
       </w:r>
       <w:r>
         <w:rPr>
@@ -5089,12 +5733,24 @@
           <w:sz w:val="24"/>
           <w:szCs w:val="24"/>
         </w:rPr>
-        <w:t xml:space="preserve"> En caso de controversias derivadas de la aplicación o ejecución del presente contrato, las partes declaran expresamente que renuncian a fuero o domicilio distinto y que se someterán, única y exclusivamente, a la jurisdicción y competencia de uno de los jueces multicompetentes del cantón {</w:t>
+        <w:t xml:space="preserve"> En caso de controversias derivadas de la aplicación o ejecución del presente contrato, las partes declaran expresamente que renuncian a fuero o domicilio distinto y que se someterán, única y exclusivamente, a la jurisdicción y competencia de uno de los jueces multicompetentes del cantón </w:t>
+      </w:r>
+      <w:r>
+        <w:rPr>
+          <w:rFonts w:ascii="Century Gothic" w:hAnsi="Century Gothic"/>
+          <w:b/>
+          <w:bCs/>
+          <w:sz w:val="24"/>
+          <w:szCs w:val="24"/>
+        </w:rPr>
+        <w:t>{</w:t>
       </w:r>
       <w:proofErr w:type="spellStart"/>
       <w:r>
         <w:rPr>
           <w:rFonts w:ascii="Century Gothic" w:hAnsi="Century Gothic"/>
+          <w:b/>
+          <w:bCs/>
           <w:sz w:val="24"/>
           <w:szCs w:val="24"/>
         </w:rPr>
@@ -5104,15 +5760,37 @@
       <w:r>
         <w:rPr>
           <w:rFonts w:ascii="Century Gothic" w:hAnsi="Century Gothic"/>
-          <w:sz w:val="24"/>
-          <w:szCs w:val="24"/>
-        </w:rPr>
-        <w:t>}, provincia de {</w:t>
+          <w:b/>
+          <w:bCs/>
+          <w:sz w:val="24"/>
+          <w:szCs w:val="24"/>
+        </w:rPr>
+        <w:t>}</w:t>
+      </w:r>
+      <w:r>
+        <w:rPr>
+          <w:rFonts w:ascii="Century Gothic" w:hAnsi="Century Gothic"/>
+          <w:sz w:val="24"/>
+          <w:szCs w:val="24"/>
+        </w:rPr>
+        <w:t xml:space="preserve">, provincia de </w:t>
+      </w:r>
+      <w:r>
+        <w:rPr>
+          <w:rFonts w:ascii="Century Gothic" w:hAnsi="Century Gothic"/>
+          <w:b/>
+          <w:bCs/>
+          <w:sz w:val="24"/>
+          <w:szCs w:val="24"/>
+        </w:rPr>
+        <w:t>{</w:t>
       </w:r>
       <w:proofErr w:type="spellStart"/>
       <w:r>
         <w:rPr>
           <w:rFonts w:ascii="Century Gothic" w:hAnsi="Century Gothic"/>
+          <w:b/>
+          <w:bCs/>
           <w:sz w:val="24"/>
           <w:szCs w:val="24"/>
         </w:rPr>
@@ -5122,10 +5800,20 @@
       <w:r>
         <w:rPr>
           <w:rFonts w:ascii="Century Gothic" w:hAnsi="Century Gothic"/>
-          <w:sz w:val="24"/>
-          <w:szCs w:val="24"/>
-        </w:rPr>
-        <w:t>}, y a sustanciar su reclamación mediante procedimiento sumario o el que fuere jurídicamente pertinente.</w:t>
+          <w:b/>
+          <w:bCs/>
+          <w:sz w:val="24"/>
+          <w:szCs w:val="24"/>
+        </w:rPr>
+        <w:t>}</w:t>
+      </w:r>
+      <w:r>
+        <w:rPr>
+          <w:rFonts w:ascii="Century Gothic" w:hAnsi="Century Gothic"/>
+          <w:sz w:val="24"/>
+          <w:szCs w:val="24"/>
+        </w:rPr>
+        <w:t>, y a sustanciar su reclamación mediante procedimiento sumario o el que fuere jurídicamente pertinente.</w:t>
       </w:r>
     </w:p>
     <w:p>

--- a/templates/template_contrato.docx
+++ b/templates/template_contrato.docx
@@ -686,7 +686,7 @@
     </w:p>
     <w:p>
       <w:pPr>
-        <w:pStyle w:val="Prrafodelista"/>
+        <w:pStyle w:val="ListParagraph"/>
         <w:numPr>
           <w:ilvl w:val="0"/>
           <w:numId w:val="3"/>
@@ -710,7 +710,7 @@
     </w:p>
     <w:p>
       <w:pPr>
-        <w:pStyle w:val="Prrafodelista"/>
+        <w:pStyle w:val="ListParagraph"/>
         <w:numPr>
           <w:ilvl w:val="0"/>
           <w:numId w:val="3"/>
@@ -752,7 +752,7 @@
     </w:p>
     <w:p>
       <w:pPr>
-        <w:pStyle w:val="Prrafodelista"/>
+        <w:pStyle w:val="ListParagraph"/>
         <w:numPr>
           <w:ilvl w:val="0"/>
           <w:numId w:val="3"/>
@@ -844,8 +844,21 @@
           <w:sz w:val="24"/>
           <w:szCs w:val="24"/>
         </w:rPr>
-        <w:t>DE LA) TRABAJADOR(A).-</w:t>
-      </w:r>
+        <w:t>DE LA) TRABAJADOR(A</w:t>
+      </w:r>
+      <w:proofErr w:type="gramStart"/>
+      <w:r>
+        <w:rPr>
+          <w:rFonts w:ascii="Century Gothic" w:eastAsia="Century Gothic" w:hAnsi="Century Gothic" w:cs="Century Gothic"/>
+          <w:b/>
+          <w:bCs/>
+          <w:color w:val="000000"/>
+          <w:sz w:val="24"/>
+          <w:szCs w:val="24"/>
+        </w:rPr>
+        <w:t>).-</w:t>
+      </w:r>
+      <w:proofErr w:type="gramEnd"/>
       <w:r>
         <w:rPr>
           <w:rFonts w:ascii="Century Gothic" w:eastAsia="Century Gothic" w:hAnsi="Century Gothic" w:cs="Century Gothic"/>
@@ -2944,8 +2957,21 @@
           <w:sz w:val="24"/>
           <w:szCs w:val="24"/>
         </w:rPr>
-        <w:t>DE LA) TRABAJADOR(A).-</w:t>
-      </w:r>
+        <w:t>DE LA) TRABAJADOR(A</w:t>
+      </w:r>
+      <w:proofErr w:type="gramStart"/>
+      <w:r>
+        <w:rPr>
+          <w:rFonts w:ascii="Century Gothic" w:eastAsia="Century Gothic" w:hAnsi="Century Gothic" w:cs="Century Gothic"/>
+          <w:b/>
+          <w:bCs/>
+          <w:color w:val="000000"/>
+          <w:sz w:val="24"/>
+          <w:szCs w:val="24"/>
+        </w:rPr>
+        <w:t>).-</w:t>
+      </w:r>
+      <w:proofErr w:type="gramEnd"/>
       <w:r>
         <w:rPr>
           <w:rFonts w:ascii="Century Gothic" w:eastAsia="Century Gothic" w:hAnsi="Century Gothic" w:cs="Century Gothic"/>
@@ -2962,7 +2988,27 @@
           <w:sz w:val="24"/>
           <w:szCs w:val="24"/>
         </w:rPr>
-        <w:t>las señaladas en el artículo 45 del Código de Trabajo, son obligaciones especiales del(de la) TRABAJADOR(A):</w:t>
+        <w:t xml:space="preserve">las señaladas en el artículo 45 del Código de Trabajo, son obligaciones especiales </w:t>
+      </w:r>
+      <w:proofErr w:type="gramStart"/>
+      <w:r>
+        <w:rPr>
+          <w:rFonts w:ascii="Century Gothic" w:eastAsia="Century Gothic" w:hAnsi="Century Gothic" w:cs="Century Gothic"/>
+          <w:color w:val="000000"/>
+          <w:sz w:val="24"/>
+          <w:szCs w:val="24"/>
+        </w:rPr>
+        <w:t>del(</w:t>
+      </w:r>
+      <w:proofErr w:type="gramEnd"/>
+      <w:r>
+        <w:rPr>
+          <w:rFonts w:ascii="Century Gothic" w:eastAsia="Century Gothic" w:hAnsi="Century Gothic" w:cs="Century Gothic"/>
+          <w:color w:val="000000"/>
+          <w:sz w:val="24"/>
+          <w:szCs w:val="24"/>
+        </w:rPr>
+        <w:t>de la) TRABAJADOR(A):</w:t>
       </w:r>
     </w:p>
     <w:p>
@@ -4515,7 +4561,51 @@
           <w:sz w:val="24"/>
           <w:szCs w:val="24"/>
         </w:rPr>
-        <w:t>a la) TRABAJADOR(A) del REGLAMENTO INTERNO DE TRABAJO debidamente aprobado y/o registrado por la DIRECCIÓN REGIONAL DE TRABAJO Y SERVICIO PÚBLICO DE GUAYAQUIL, con que cuente dicha EMPRESA.</w:t>
+        <w:t xml:space="preserve">a la) TRABAJADOR(A) del REGLAMENTO INTERNO DE TRABAJO debidamente aprobado y/o registrado por la DIRECCIÓN REGIONAL DE TRABAJO Y SERVICIO PÚBLICO DE </w:t>
+      </w:r>
+      <w:r>
+        <w:rPr>
+          <w:rFonts w:ascii="Century Gothic" w:eastAsia="Century Gothic" w:hAnsi="Century Gothic" w:cs="Century Gothic"/>
+          <w:b/>
+          <w:bCs/>
+          <w:color w:val="000000"/>
+          <w:sz w:val="24"/>
+          <w:szCs w:val="24"/>
+        </w:rPr>
+        <w:t>{</w:t>
+      </w:r>
+      <w:proofErr w:type="spellStart"/>
+      <w:r>
+        <w:rPr>
+          <w:rFonts w:ascii="Century Gothic" w:eastAsia="Century Gothic" w:hAnsi="Century Gothic" w:cs="Century Gothic"/>
+          <w:b/>
+          <w:bCs/>
+          <w:color w:val="000000"/>
+          <w:sz w:val="24"/>
+          <w:szCs w:val="24"/>
+        </w:rPr>
+        <w:t>city</w:t>
+      </w:r>
+      <w:proofErr w:type="spellEnd"/>
+      <w:r>
+        <w:rPr>
+          <w:rFonts w:ascii="Century Gothic" w:eastAsia="Century Gothic" w:hAnsi="Century Gothic" w:cs="Century Gothic"/>
+          <w:b/>
+          <w:bCs/>
+          <w:color w:val="000000"/>
+          <w:sz w:val="24"/>
+          <w:szCs w:val="24"/>
+        </w:rPr>
+        <w:t>}</w:t>
+      </w:r>
+      <w:r>
+        <w:rPr>
+          <w:rFonts w:ascii="Century Gothic" w:eastAsia="Century Gothic" w:hAnsi="Century Gothic" w:cs="Century Gothic"/>
+          <w:color w:val="000000"/>
+          <w:sz w:val="24"/>
+          <w:szCs w:val="24"/>
+        </w:rPr>
+        <w:t>, con que cuente dicha EMPRESA.</w:t>
       </w:r>
     </w:p>
     <w:p>
@@ -6367,7 +6457,7 @@
     <w:name w:val="Normal"/>
     <w:qFormat/>
   </w:style>
-  <w:style w:type="paragraph" w:styleId="Ttulo1">
+  <w:style w:type="paragraph" w:styleId="Heading1">
     <w:name w:val="heading 1"/>
     <w:basedOn w:val="Normal"/>
     <w:next w:val="Normal"/>
@@ -6386,7 +6476,7 @@
       <w:szCs w:val="48"/>
     </w:rPr>
   </w:style>
-  <w:style w:type="paragraph" w:styleId="Ttulo2">
+  <w:style w:type="paragraph" w:styleId="Heading2">
     <w:name w:val="heading 2"/>
     <w:basedOn w:val="Normal"/>
     <w:next w:val="Normal"/>
@@ -6407,7 +6497,7 @@
       <w:szCs w:val="36"/>
     </w:rPr>
   </w:style>
-  <w:style w:type="paragraph" w:styleId="Ttulo3">
+  <w:style w:type="paragraph" w:styleId="Heading3">
     <w:name w:val="heading 3"/>
     <w:basedOn w:val="Normal"/>
     <w:next w:val="Normal"/>
@@ -6428,7 +6518,7 @@
       <w:szCs w:val="28"/>
     </w:rPr>
   </w:style>
-  <w:style w:type="paragraph" w:styleId="Ttulo4">
+  <w:style w:type="paragraph" w:styleId="Heading4">
     <w:name w:val="heading 4"/>
     <w:basedOn w:val="Normal"/>
     <w:next w:val="Normal"/>
@@ -6449,7 +6539,7 @@
       <w:szCs w:val="24"/>
     </w:rPr>
   </w:style>
-  <w:style w:type="paragraph" w:styleId="Ttulo5">
+  <w:style w:type="paragraph" w:styleId="Heading5">
     <w:name w:val="heading 5"/>
     <w:basedOn w:val="Normal"/>
     <w:next w:val="Normal"/>
@@ -6468,7 +6558,7 @@
       <w:bCs/>
     </w:rPr>
   </w:style>
-  <w:style w:type="paragraph" w:styleId="Ttulo6">
+  <w:style w:type="paragraph" w:styleId="Heading6">
     <w:name w:val="heading 6"/>
     <w:basedOn w:val="Normal"/>
     <w:next w:val="Normal"/>
@@ -6489,13 +6579,13 @@
       <w:szCs w:val="20"/>
     </w:rPr>
   </w:style>
-  <w:style w:type="character" w:default="1" w:styleId="Fuentedeprrafopredeter">
+  <w:style w:type="character" w:default="1" w:styleId="DefaultParagraphFont">
     <w:name w:val="Default Paragraph Font"/>
     <w:uiPriority w:val="1"/>
     <w:semiHidden/>
     <w:unhideWhenUsed/>
   </w:style>
-  <w:style w:type="table" w:default="1" w:styleId="Tablanormal">
+  <w:style w:type="table" w:default="1" w:styleId="TableNormal">
     <w:name w:val="Normal Table"/>
     <w:uiPriority w:val="99"/>
     <w:semiHidden/>
@@ -6510,13 +6600,13 @@
       </w:tblCellMar>
     </w:tblPr>
   </w:style>
-  <w:style w:type="numbering" w:default="1" w:styleId="Sinlista">
+  <w:style w:type="numbering" w:default="1" w:styleId="NoList">
     <w:name w:val="No List"/>
     <w:uiPriority w:val="99"/>
     <w:semiHidden/>
     <w:unhideWhenUsed/>
   </w:style>
-  <w:style w:type="table" w:customStyle="1" w:styleId="TableNormal">
+  <w:style w:type="table" w:customStyle="1" w:styleId="TableNormal0">
     <w:name w:val="TableNormal"/>
     <w:tblPr>
       <w:tblCellMar>
@@ -6527,7 +6617,7 @@
       </w:tblCellMar>
     </w:tblPr>
   </w:style>
-  <w:style w:type="paragraph" w:styleId="Ttulo">
+  <w:style w:type="paragraph" w:styleId="Title">
     <w:name w:val="Title"/>
     <w:basedOn w:val="Normal"/>
     <w:next w:val="Normal"/>
@@ -6545,7 +6635,7 @@
       <w:szCs w:val="72"/>
     </w:rPr>
   </w:style>
-  <w:style w:type="paragraph" w:styleId="Subttulo">
+  <w:style w:type="paragraph" w:styleId="Subtitle">
     <w:name w:val="Subtitle"/>
     <w:basedOn w:val="Normal"/>
     <w:next w:val="Normal"/>
@@ -6565,7 +6655,7 @@
       <w:szCs w:val="48"/>
     </w:rPr>
   </w:style>
-  <w:style w:type="paragraph" w:styleId="Prrafodelista">
+  <w:style w:type="paragraph" w:styleId="ListParagraph">
     <w:name w:val="List Paragraph"/>
     <w:basedOn w:val="Normal"/>
     <w:uiPriority w:val="34"/>
